--- a/manuscript/bpp_manuscript_en_inline.docx
+++ b/manuscript/bpp_manuscript_en_inline.docx
@@ -241,7 +241,7 @@
       </w:pPr>
       <m:oMath xmlns:mml="http://www.w3.org/1998/Math/MathML">
         <m:r>
-          <m:t>Delta</m:t>
+          <m:t>Δ</m:t>
         </m:r>
         <m:r>
           <m:rPr>
@@ -270,7 +270,7 @@
         <m:sSub>
           <m:e>
             <m:r>
-              <m:t>alpha</m:t>
+              <m:t>α</m:t>
             </m:r>
           </m:e>
           <m:sub>
@@ -285,7 +285,7 @@
         <m:sSub>
           <m:e>
             <m:r>
-              <m:t>delta</m:t>
+              <m:t>δ</m:t>
             </m:r>
           </m:e>
           <m:sub>
@@ -295,7 +295,7 @@
           </m:sub>
         </m:sSub>
         <m:r>
-          <m:t>+beta*</m:t>
+          <m:t>+β·</m:t>
         </m:r>
         <m:sSub>
           <m:e>
@@ -308,12 +308,12 @@
           </m:e>
           <m:sub>
             <m:r>
-              <m:t>s,t-1</m:t>
+              <m:t>s,t−1</m:t>
             </m:r>
           </m:sub>
         </m:sSub>
         <m:r>
-          <m:t>+gamma*</m:t>
+          <m:t>+γ·</m:t>
         </m:r>
         <m:sSub>
           <m:e>
@@ -326,7 +326,7 @@
           </m:e>
           <m:sub>
             <m:r>
-              <m:t>s,t-1</m:t>
+              <m:t>s,t−1</m:t>
             </m:r>
           </m:sub>
         </m:sSub>
@@ -336,7 +336,7 @@
         <m:sSub>
           <m:e>
             <m:r>
-              <m:t>epsilon</m:t>
+              <m:t>ϵ</m:t>
             </m:r>
           </m:e>
           <m:sub>
